--- a/기획/큐브_구조,설명(Base제외).docx
+++ b/기획/큐브_구조,설명(Base제외).docx
@@ -1544,9 +1544,8 @@
                 <w:bCs/>
                 <w:sz w:val="24"/>
               </w:rPr>
-              <w:t>GapRoom</w:t>
-            </w:r>
-            <w:proofErr w:type="spellEnd"/>
+              <w:t>Bridge</w:t>
+            </w:r>
             <w:r>
               <w:rPr>
                 <w:rFonts w:hint="eastAsia"/>
@@ -1554,9 +1553,9 @@
                 <w:bCs/>
                 <w:sz w:val="24"/>
               </w:rPr>
-              <w:t xml:space="preserve"> /</w:t>
-            </w:r>
-            <w:proofErr w:type="gramEnd"/>
+              <w:t>Room</w:t>
+            </w:r>
+            <w:proofErr w:type="spellEnd"/>
             <w:r>
               <w:rPr>
                 <w:rFonts w:hint="eastAsia"/>
@@ -1564,8 +1563,38 @@
                 <w:bCs/>
                 <w:sz w:val="24"/>
               </w:rPr>
-              <w:t xml:space="preserve"> 끊어진 방</w:t>
-            </w:r>
+              <w:t xml:space="preserve"> /</w:t>
+            </w:r>
+            <w:proofErr w:type="gramEnd"/>
+            <w:r>
+              <w:rPr>
+                <w:rFonts w:hint="eastAsia"/>
+                <w:b/>
+                <w:bCs/>
+                <w:sz w:val="24"/>
+              </w:rPr>
+              <w:t xml:space="preserve"> </w:t>
+            </w:r>
+            <w:proofErr w:type="spellStart"/>
+            <w:r>
+              <w:rPr>
+                <w:rFonts w:hint="eastAsia"/>
+                <w:b/>
+                <w:bCs/>
+                <w:sz w:val="24"/>
+              </w:rPr>
+              <w:t>다리</w:t>
+            </w:r>
+            <w:r>
+              <w:rPr>
+                <w:rFonts w:hint="eastAsia"/>
+                <w:b/>
+                <w:bCs/>
+                <w:sz w:val="24"/>
+              </w:rPr>
+              <w:t>방</w:t>
+            </w:r>
+            <w:proofErr w:type="spellEnd"/>
           </w:p>
         </w:tc>
       </w:tr>
@@ -1589,9 +1618,9 @@
                 <w:noProof/>
               </w:rPr>
               <w:drawing>
-                <wp:inline distT="0" distB="0" distL="0" distR="0" wp14:anchorId="1BFF4DE6" wp14:editId="62D8000F">
-                  <wp:extent cx="3677340" cy="1871331"/>
-                  <wp:effectExtent l="0" t="0" r="0" b="0"/>
+                <wp:inline distT="0" distB="0" distL="0" distR="0" wp14:anchorId="1BFF4DE6" wp14:editId="0A106F22">
+                  <wp:extent cx="3705509" cy="1885666"/>
+                  <wp:effectExtent l="0" t="0" r="0" b="635"/>
                   <wp:docPr id="2037608806" name="그림 1"/>
                   <wp:cNvGraphicFramePr>
                     <a:graphicFrameLocks xmlns:a="http://schemas.openxmlformats.org/drawingml/2006/main" noChangeAspect="1"/>
@@ -1603,7 +1632,7 @@
                           <pic:cNvPr id="2037608806" name="그림 1"/>
                           <pic:cNvPicPr/>
                         </pic:nvPicPr>
-                        <pic:blipFill rotWithShape="1">
+                        <pic:blipFill>
                           <a:blip r:embed="rId11">
                             <a:extLst>
                               <a:ext uri="{28A0092B-C50C-407E-A947-70E740481C1C}">
@@ -1611,7 +1640,7 @@
                               </a:ext>
                             </a:extLst>
                           </a:blip>
-                          <a:srcRect b="3022"/>
+                          <a:srcRect t="21" b="21"/>
                           <a:stretch>
                             <a:fillRect/>
                           </a:stretch>
@@ -2173,6 +2202,7 @@
               <w:rPr>
                 <w:rFonts w:hint="eastAsia"/>
               </w:rPr>
+              <w:lastRenderedPageBreak/>
               <w:t>문 최소/최대 생성 개수</w:t>
             </w:r>
           </w:p>
@@ -2257,9 +2287,8 @@
                 <w:bCs/>
                 <w:sz w:val="24"/>
               </w:rPr>
-              <w:t>ApparatusRoom</w:t>
-            </w:r>
-            <w:proofErr w:type="spellEnd"/>
+              <w:t>White</w:t>
+            </w:r>
             <w:r>
               <w:rPr>
                 <w:rFonts w:hint="eastAsia"/>
@@ -2267,9 +2296,9 @@
                 <w:bCs/>
                 <w:sz w:val="24"/>
               </w:rPr>
-              <w:t xml:space="preserve"> /</w:t>
-            </w:r>
-            <w:proofErr w:type="gramEnd"/>
+              <w:t>Room</w:t>
+            </w:r>
+            <w:proofErr w:type="spellEnd"/>
             <w:r>
               <w:rPr>
                 <w:rFonts w:hint="eastAsia"/>
@@ -2277,7 +2306,35 @@
                 <w:bCs/>
                 <w:sz w:val="24"/>
               </w:rPr>
-              <w:t xml:space="preserve"> 장치 방(구조 1, 구조 2)</w:t>
+              <w:t xml:space="preserve"> /</w:t>
+            </w:r>
+            <w:proofErr w:type="gramEnd"/>
+            <w:r>
+              <w:rPr>
+                <w:rFonts w:hint="eastAsia"/>
+                <w:b/>
+                <w:bCs/>
+                <w:sz w:val="24"/>
+              </w:rPr>
+              <w:t xml:space="preserve"> </w:t>
+            </w:r>
+            <w:r>
+              <w:rPr>
+                <w:rFonts w:hint="eastAsia"/>
+                <w:b/>
+                <w:bCs/>
+                <w:sz w:val="24"/>
+              </w:rPr>
+              <w:t>하얀</w:t>
+            </w:r>
+            <w:r>
+              <w:rPr>
+                <w:rFonts w:hint="eastAsia"/>
+                <w:b/>
+                <w:bCs/>
+                <w:sz w:val="24"/>
+              </w:rPr>
+              <w:t xml:space="preserve"> 방(구조 1, 구조 2)</w:t>
             </w:r>
           </w:p>
         </w:tc>
@@ -2429,9 +2486,9 @@
                 <w:noProof/>
               </w:rPr>
               <w:drawing>
-                <wp:inline distT="0" distB="0" distL="0" distR="0" wp14:anchorId="1AF613AE" wp14:editId="54A891E4">
-                  <wp:extent cx="2410161" cy="1629002"/>
-                  <wp:effectExtent l="0" t="0" r="0" b="9525"/>
+                <wp:inline distT="0" distB="0" distL="0" distR="0" wp14:anchorId="1AF613AE" wp14:editId="78578A92">
+                  <wp:extent cx="2410161" cy="1625902"/>
+                  <wp:effectExtent l="0" t="0" r="0" b="0"/>
                   <wp:docPr id="2100099352" name="그림 1"/>
                   <wp:cNvGraphicFramePr>
                     <a:graphicFrameLocks xmlns:a="http://schemas.openxmlformats.org/drawingml/2006/main" noChangeAspect="1"/>
@@ -2440,11 +2497,17 @@
                     <a:graphicData uri="http://schemas.openxmlformats.org/drawingml/2006/picture">
                       <pic:pic xmlns:pic="http://schemas.openxmlformats.org/drawingml/2006/picture">
                         <pic:nvPicPr>
-                          <pic:cNvPr id="2100099352" name=""/>
+                          <pic:cNvPr id="2100099352" name="그림 1"/>
                           <pic:cNvPicPr/>
                         </pic:nvPicPr>
                         <pic:blipFill>
-                          <a:blip r:embed="rId12"/>
+                          <a:blip r:embed="rId12">
+                            <a:extLst>
+                              <a:ext uri="{28A0092B-C50C-407E-A947-70E740481C1C}">
+                                <a14:useLocalDpi xmlns:a14="http://schemas.microsoft.com/office/drawing/2010/main" val="0"/>
+                              </a:ext>
+                            </a:extLst>
+                          </a:blip>
                           <a:stretch>
                             <a:fillRect/>
                           </a:stretch>
@@ -2452,7 +2515,7 @@
                         <pic:spPr>
                           <a:xfrm>
                             <a:off x="0" y="0"/>
-                            <a:ext cx="2410161" cy="1629002"/>
+                            <a:ext cx="2410161" cy="1625902"/>
                           </a:xfrm>
                           <a:prstGeom prst="rect">
                             <a:avLst/>
@@ -3150,6 +3213,7 @@
               <w:jc w:val="right"/>
             </w:pPr>
             <w:r>
+              <w:lastRenderedPageBreak/>
               <w:tab/>
             </w:r>
             <w:r>
@@ -3311,7 +3375,6 @@
               <w:rPr>
                 <w:rFonts w:hint="eastAsia"/>
               </w:rPr>
-              <w:lastRenderedPageBreak/>
               <w:t xml:space="preserve">방 사이즈 </w:t>
             </w:r>
             <w:r>
@@ -4471,6 +4534,7 @@
               <w:rPr>
                 <w:rFonts w:hint="eastAsia"/>
               </w:rPr>
+              <w:lastRenderedPageBreak/>
               <w:t xml:space="preserve"> 3.</w:t>
             </w:r>
             <w:r>
@@ -4563,6 +4627,7 @@
               <w:rPr>
                 <w:rFonts w:hint="eastAsia"/>
               </w:rPr>
+              <w:lastRenderedPageBreak/>
               <w:t xml:space="preserve">방 사이즈 </w:t>
             </w:r>
             <w:r>
@@ -4789,7 +4854,6 @@
               <w:rPr>
                 <w:rFonts w:hint="eastAsia"/>
               </w:rPr>
-              <w:lastRenderedPageBreak/>
               <w:t>판매기 생성 여부</w:t>
             </w:r>
           </w:p>
@@ -5575,6 +5639,7 @@
               <w:rPr>
                 <w:rFonts w:hint="eastAsia"/>
               </w:rPr>
+              <w:lastRenderedPageBreak/>
               <w:t xml:space="preserve">방 사이즈 </w:t>
             </w:r>
             <w:r>
@@ -6197,7 +6262,6 @@
               <w:rPr>
                 <w:noProof/>
               </w:rPr>
-              <w:lastRenderedPageBreak/>
               <mc:AlternateContent>
                 <mc:Choice Requires="wpg">
                   <w:drawing>
@@ -7137,6 +7201,7 @@
               <w:rPr>
                 <w:noProof/>
               </w:rPr>
+              <w:lastRenderedPageBreak/>
               <mc:AlternateContent>
                 <mc:Choice Requires="wpg">
                   <w:drawing>
@@ -7730,7 +7795,6 @@
               <w:rPr>
                 <w:rFonts w:hint="eastAsia"/>
               </w:rPr>
-              <w:lastRenderedPageBreak/>
               <w:t>판매기 생성 여부</w:t>
             </w:r>
           </w:p>
@@ -8505,6 +8569,7 @@
               <w:rPr>
                 <w:rFonts w:hint="eastAsia"/>
               </w:rPr>
+              <w:lastRenderedPageBreak/>
               <w:t>스크랩 생성 여부</w:t>
             </w:r>
           </w:p>
@@ -9001,7 +9066,6 @@
               <w:rPr>
                 <w:noProof/>
               </w:rPr>
-              <w:lastRenderedPageBreak/>
               <mc:AlternateContent>
                 <mc:Choice Requires="wps">
                   <w:drawing>
@@ -9648,6 +9712,7 @@
               <w:rPr>
                 <w:rFonts w:hint="eastAsia"/>
               </w:rPr>
+              <w:lastRenderedPageBreak/>
               <w:t>2.</w:t>
             </w:r>
             <w:r>
@@ -9661,7 +9726,7 @@
                 <w:noProof/>
               </w:rPr>
               <w:drawing>
-                <wp:inline distT="0" distB="0" distL="0" distR="0" wp14:anchorId="5AB745F1" wp14:editId="66FEC76B">
+                <wp:inline distT="0" distB="0" distL="0" distR="0" wp14:anchorId="5AB745F1" wp14:editId="393E4BE5">
                   <wp:extent cx="3211373" cy="2878884"/>
                   <wp:effectExtent l="0" t="0" r="8255" b="0"/>
                   <wp:docPr id="1021474114" name="그림 1"/>
@@ -9732,6 +9797,7 @@
               <w:rPr>
                 <w:rFonts w:hint="eastAsia"/>
               </w:rPr>
+              <w:lastRenderedPageBreak/>
               <w:t xml:space="preserve">방 사이즈 </w:t>
             </w:r>
             <w:r>
@@ -10127,7 +10193,6 @@
               <w:rPr>
                 <w:rFonts w:hint="eastAsia"/>
               </w:rPr>
-              <w:lastRenderedPageBreak/>
               <w:t>방 추가 생성 확률</w:t>
             </w:r>
           </w:p>
@@ -10508,6 +10573,7 @@
               <w:rPr>
                 <w:rFonts w:hint="eastAsia"/>
               </w:rPr>
+              <w:lastRenderedPageBreak/>
               <w:t>스크랩 최대 생성 개수</w:t>
             </w:r>
           </w:p>
@@ -11196,7 +11262,6 @@
               <w:rPr>
                 <w:rFonts w:hint="eastAsia"/>
               </w:rPr>
-              <w:lastRenderedPageBreak/>
               <w:t>비상구 생성 여부</w:t>
             </w:r>
           </w:p>
@@ -11623,6 +11688,7 @@
               <w:rPr>
                 <w:rFonts w:hint="eastAsia"/>
               </w:rPr>
+              <w:lastRenderedPageBreak/>
               <w:t xml:space="preserve">   </w:t>
             </w:r>
             <w:r>
@@ -12288,7 +12354,6 @@
               <w:rPr>
                 <w:noProof/>
               </w:rPr>
-              <w:lastRenderedPageBreak/>
               <mc:AlternateContent>
                 <mc:Choice Requires="wpg">
                   <w:drawing>
@@ -12645,6 +12710,7 @@
               <w:rPr>
                 <w:rFonts w:hint="eastAsia"/>
               </w:rPr>
+              <w:lastRenderedPageBreak/>
               <w:t xml:space="preserve">1. </w:t>
             </w:r>
             <w:r>
@@ -12717,6 +12783,7 @@
               <w:rPr>
                 <w:rFonts w:hint="eastAsia"/>
               </w:rPr>
+              <w:lastRenderedPageBreak/>
               <w:t xml:space="preserve">방 사이즈 </w:t>
             </w:r>
             <w:r>
@@ -13223,13 +13290,7 @@
         </w:tc>
       </w:tr>
     </w:tbl>
-    <w:p>
-      <w:pPr>
-        <w:rPr>
-          <w:rFonts w:hint="eastAsia"/>
-        </w:rPr>
-      </w:pPr>
-    </w:p>
+    <w:p/>
     <w:sectPr>
       <w:pgSz w:w="11906" w:h="16838"/>
       <w:pgMar w:top="1701" w:right="1440" w:bottom="1440" w:left="1440" w:header="851" w:footer="992" w:gutter="0"/>
